--- a/docs/圆爱康/认知康复项目/05_口径与话术/认知康复_口径与话术卡_v1.0_20261007.docx
+++ b/docs/圆爱康/认知康复项目/05_口径与话术/认知康复_口径与话术卡_v1.0_20261007.docx
@@ -401,6 +401,36 @@
           <w:rFonts w:ascii="微软雅黑" w:hAnsi="微软雅黑" w:eastAsia="微软雅黑"/>
         </w:rPr>
         <w:t>复合注意　2. 学习记忆　3. 知觉运动　4. 语言言语　5. 执行抑制　6. 社会认知</w:t>
+      </w:r>
+    </w:p>
+    <w:p>
+      <w:pPr>
+        <w:spacing w:before="80" w:after="80" w:line="336" w:lineRule="auto"/>
+        <w:ind w:left="454"/>
+        <w:pBdr>
+          <w:left w:val="single" w:sz="12" w:space="8" w:color="1A478A"/>
+        </w:pBdr>
+      </w:pPr>
+      <w:r>
+        <w:rPr>
+          <w:rFonts w:ascii="微软雅黑" w:hAnsi="微软雅黑" w:eastAsia="微软雅黑"/>
+        </w:rPr>
+        <w:t xml:space="preserve"> 认知训练 ≠ 只练记性（关键定调·sandy 10-07 纠正）：认知是"记忆+注意+语言+知觉运动+执行+社会认知"的整体。训练覆盖语言功能、手眼协调、注意力、做事条理、情绪社交识别等——任何一域下降都算认知障碍，都在训练范围内。</w:t>
+      </w:r>
+    </w:p>
+    <w:p>
+      <w:pPr>
+        <w:spacing w:before="80" w:after="80" w:line="336" w:lineRule="auto"/>
+        <w:ind w:left="454"/>
+        <w:pBdr>
+          <w:left w:val="single" w:sz="12" w:space="8" w:color="1A478A"/>
+        </w:pBdr>
+      </w:pPr>
+      <w:r>
+        <w:rPr>
+          <w:rFonts w:ascii="微软雅黑" w:hAnsi="微软雅黑" w:eastAsia="微软雅黑"/>
+        </w:rPr>
+        <w:t>对外叙事禁把人群框死在"记性越来越差"——那等于自废五个模块，也把卒中后语言/协调障碍、注意力障碍等人群挡在门外。</w:t>
       </w:r>
     </w:p>
     <w:p>
@@ -2807,7 +2837,22 @@
         <w:rPr>
           <w:rFonts w:ascii="微软雅黑" w:hAnsi="微软雅黑" w:eastAsia="微软雅黑"/>
         </w:rPr>
-        <w:t xml:space="preserve"> 具体适用与禁忌由医生结合患者情况判断，不替代医嘱。</w:t>
+        <w:t xml:space="preserve"> 不限于记忆问题：关注力不集中、语言/找词困难、做事条理差、手眼协调下降等任一认知域功能下降人群均可纳入——六大认知域都要讲，勿窄化成"记性差"。</w:t>
+      </w:r>
+    </w:p>
+    <w:p>
+      <w:pPr>
+        <w:spacing w:before="80" w:after="80" w:line="336" w:lineRule="auto"/>
+        <w:ind w:left="454"/>
+        <w:pBdr>
+          <w:left w:val="single" w:sz="12" w:space="8" w:color="1A478A"/>
+        </w:pBdr>
+      </w:pPr>
+      <w:r>
+        <w:rPr>
+          <w:rFonts w:ascii="微软雅黑" w:hAnsi="微软雅黑" w:eastAsia="微软雅黑"/>
+        </w:rPr>
+        <w:t>具体适用与禁忌由医生结合患者情况判断，不替代医嘱。</w:t>
       </w:r>
     </w:p>
     <w:p>
